--- a/eng/docx/06.content.docx
+++ b/eng/docx/06.content.docx
@@ -3648,19 +3648,7 @@
         <w:rPr>
           <w:lang w:val="en_US" w:bidi="en_US"/>
         </w:rPr>
-        <w:t xml:space="preserve"> This shows that the memorials stood for generations, until the final editing of the book (see </w:t>
-      </w:r>
-      <w:r>
-        <w:rPr>
-          <w:lang w:val="en_US" w:bidi="en_US"/>
-        </w:rPr>
-        <w:t>Joshua Book Introduction</w:t>
-      </w:r>
-      <w:r>
-        <w:rPr>
-          <w:lang w:val="en_US" w:bidi="en_US"/>
-        </w:rPr>
-        <w:t>, “Author and Date”).</w:t>
+        <w:t xml:space="preserve"> This shows that the memorials stood for generations, until the final editing of the book (see Joshua Book Introduction, “Author and Date”).</w:t>
       </w:r>
       <w:r>
         <w:rPr>
@@ -8412,19 +8400,7 @@
         <w:rPr>
           <w:lang w:val="en_US" w:bidi="en_US"/>
         </w:rPr>
-        <w:t xml:space="preserve">: See </w:t>
-      </w:r>
-      <w:r>
-        <w:rPr>
-          <w:lang w:val="en_US" w:bidi="en_US"/>
-        </w:rPr>
-        <w:t>Joshua Book Introduction</w:t>
-      </w:r>
-      <w:r>
-        <w:rPr>
-          <w:lang w:val="en_US" w:bidi="en_US"/>
-        </w:rPr>
-        <w:t>, “Author and Date.”</w:t>
+        <w:t>: See Joshua Book Introduction, “Author and Date.”</w:t>
       </w:r>
       <w:r>
         <w:rPr>
